--- a/ОТЧЕТ 10 ЛАБА 2В МДК01.02.docx
+++ b/ОТЧЕТ 10 ЛАБА 2В МДК01.02.docx
@@ -17,7 +17,498 @@
       </w:pPr>
       <w:bookmarkStart w:id="0" w:name="_Hlk227359565"/>
       <w:bookmarkEnd w:id="0"/>
-      <w:r>
+    </w:p>
+    <w:p>
+      <w:pPr>
+        <w:spacing w:after="0"/>
+        <w:jc w:val="center"/>
+        <w:rPr>
+          <w:rFonts w:ascii="Times New Roman" w:hAnsi="Times New Roman" w:cs="Times New Roman"/>
+          <w:sz w:val="32"/>
+          <w:szCs w:val="32"/>
+        </w:rPr>
+      </w:pPr>
+      <w:r>
+        <w:rPr>
+          <w:noProof/>
+        </w:rPr>
+        <w:drawing>
+          <wp:inline distT="0" distB="0" distL="0" distR="0" wp14:anchorId="479C679F" wp14:editId="56400F62">
+            <wp:extent cx="1097280" cy="1066800"/>
+            <wp:effectExtent l="0" t="0" r="7620" b="0"/>
+            <wp:docPr id="19" name="Рисунок 19"/>
+            <wp:cNvGraphicFramePr>
+              <a:graphicFrameLocks xmlns:a="http://schemas.openxmlformats.org/drawingml/2006/main" noChangeAspect="1"/>
+            </wp:cNvGraphicFramePr>
+            <a:graphic xmlns:a="http://schemas.openxmlformats.org/drawingml/2006/main">
+              <a:graphicData uri="http://schemas.openxmlformats.org/drawingml/2006/picture">
+                <pic:pic xmlns:pic="http://schemas.openxmlformats.org/drawingml/2006/picture">
+                  <pic:nvPicPr>
+                    <pic:cNvPr id="0" name="Рисунок 1"/>
+                    <pic:cNvPicPr>
+                      <a:picLocks noChangeAspect="1" noChangeArrowheads="1"/>
+                    </pic:cNvPicPr>
+                  </pic:nvPicPr>
+                  <pic:blipFill>
+                    <a:blip r:embed="rId5">
+                      <a:extLst>
+                        <a:ext uri="{28A0092B-C50C-407E-A947-70E740481C1C}">
+                          <a14:useLocalDpi xmlns:a14="http://schemas.microsoft.com/office/drawing/2010/main" val="0"/>
+                        </a:ext>
+                      </a:extLst>
+                    </a:blip>
+                    <a:srcRect/>
+                    <a:stretch>
+                      <a:fillRect/>
+                    </a:stretch>
+                  </pic:blipFill>
+                  <pic:spPr bwMode="auto">
+                    <a:xfrm>
+                      <a:off x="0" y="0"/>
+                      <a:ext cx="1097280" cy="1066800"/>
+                    </a:xfrm>
+                    <a:prstGeom prst="rect">
+                      <a:avLst/>
+                    </a:prstGeom>
+                    <a:noFill/>
+                    <a:ln>
+                      <a:noFill/>
+                    </a:ln>
+                  </pic:spPr>
+                </pic:pic>
+              </a:graphicData>
+            </a:graphic>
+          </wp:inline>
+        </w:drawing>
+      </w:r>
+    </w:p>
+    <w:p>
+      <w:pPr>
+        <w:spacing w:after="0"/>
+        <w:jc w:val="center"/>
+        <w:rPr>
+          <w:rFonts w:ascii="Times New Roman" w:hAnsi="Times New Roman" w:cs="Times New Roman"/>
+          <w:sz w:val="32"/>
+          <w:szCs w:val="32"/>
+        </w:rPr>
+      </w:pPr>
+    </w:p>
+    <w:p>
+      <w:pPr>
+        <w:spacing w:after="0"/>
+        <w:jc w:val="center"/>
+        <w:rPr>
+          <w:rFonts w:ascii="Times New Roman" w:hAnsi="Times New Roman" w:cs="Times New Roman"/>
+          <w:sz w:val="32"/>
+          <w:szCs w:val="32"/>
+        </w:rPr>
+      </w:pPr>
+    </w:p>
+    <w:p>
+      <w:pPr>
+        <w:spacing w:after="0"/>
+        <w:jc w:val="center"/>
+        <w:rPr>
+          <w:rFonts w:ascii="Times New Roman" w:hAnsi="Times New Roman" w:cs="Times New Roman"/>
+          <w:sz w:val="32"/>
+          <w:szCs w:val="32"/>
+        </w:rPr>
+      </w:pPr>
+      <w:r>
+        <w:rPr>
+          <w:rFonts w:ascii="Times New Roman" w:hAnsi="Times New Roman" w:cs="Times New Roman"/>
+          <w:sz w:val="32"/>
+          <w:szCs w:val="32"/>
+        </w:rPr>
+        <w:t>МИНИСТЕРСТВО ОБРАЗОВАНИЯ И НАУКИ РЕСПУБЛИКИ БУРЯТИЯ</w:t>
+      </w:r>
+    </w:p>
+    <w:p>
+      <w:pPr>
+        <w:spacing w:after="0"/>
+        <w:jc w:val="center"/>
+        <w:rPr>
+          <w:rFonts w:ascii="Times New Roman" w:hAnsi="Times New Roman" w:cs="Times New Roman"/>
+          <w:sz w:val="32"/>
+          <w:szCs w:val="32"/>
+        </w:rPr>
+      </w:pPr>
+      <w:r>
+        <w:rPr>
+          <w:rFonts w:ascii="Times New Roman" w:hAnsi="Times New Roman" w:cs="Times New Roman"/>
+          <w:sz w:val="32"/>
+          <w:szCs w:val="32"/>
+        </w:rPr>
+        <w:t>Государственное бюджетное профессиональное образовательное учреждение «Улан-Удэнский авиационный техникум»</w:t>
+      </w:r>
+    </w:p>
+    <w:p>
+      <w:pPr>
+        <w:spacing w:after="0"/>
+        <w:jc w:val="center"/>
+        <w:rPr>
+          <w:rFonts w:ascii="Times New Roman" w:hAnsi="Times New Roman" w:cs="Times New Roman"/>
+          <w:sz w:val="32"/>
+          <w:szCs w:val="32"/>
+        </w:rPr>
+      </w:pPr>
+      <w:r>
+        <w:rPr>
+          <w:rFonts w:ascii="Times New Roman" w:hAnsi="Times New Roman" w:cs="Times New Roman"/>
+          <w:sz w:val="32"/>
+          <w:szCs w:val="32"/>
+        </w:rPr>
+        <w:t>«ГБПОУ УУАТ»</w:t>
+      </w:r>
+    </w:p>
+    <w:p>
+      <w:pPr>
+        <w:jc w:val="center"/>
+      </w:pPr>
+    </w:p>
+    <w:p>
+      <w:pPr>
+        <w:jc w:val="center"/>
+      </w:pPr>
+    </w:p>
+    <w:p>
+      <w:pPr>
+        <w:spacing w:after="0"/>
+        <w:jc w:val="right"/>
+        <w:rPr>
+          <w:rFonts w:ascii="Times New Roman" w:hAnsi="Times New Roman" w:cs="Times New Roman"/>
+          <w:sz w:val="28"/>
+          <w:szCs w:val="28"/>
+        </w:rPr>
+      </w:pPr>
+      <w:r>
+        <w:rPr>
+          <w:rFonts w:ascii="Times New Roman" w:hAnsi="Times New Roman" w:cs="Times New Roman"/>
+          <w:sz w:val="28"/>
+          <w:szCs w:val="28"/>
+        </w:rPr>
+        <w:t>Кафедра информационных систем и логистики</w:t>
+      </w:r>
+    </w:p>
+    <w:p>
+      <w:pPr>
+        <w:spacing w:after="0"/>
+        <w:jc w:val="right"/>
+        <w:rPr>
+          <w:rFonts w:ascii="Times New Roman" w:hAnsi="Times New Roman" w:cs="Times New Roman"/>
+          <w:sz w:val="28"/>
+          <w:szCs w:val="28"/>
+        </w:rPr>
+      </w:pPr>
+      <w:r>
+        <w:rPr>
+          <w:rFonts w:ascii="Times New Roman" w:hAnsi="Times New Roman" w:cs="Times New Roman"/>
+          <w:sz w:val="28"/>
+          <w:szCs w:val="28"/>
+        </w:rPr>
+        <w:t>Специальности 09.02.07</w:t>
+      </w:r>
+    </w:p>
+    <w:p>
+      <w:pPr>
+        <w:spacing w:after="0"/>
+        <w:jc w:val="right"/>
+        <w:rPr>
+          <w:rFonts w:ascii="Times New Roman" w:hAnsi="Times New Roman" w:cs="Times New Roman"/>
+          <w:sz w:val="28"/>
+          <w:szCs w:val="28"/>
+        </w:rPr>
+      </w:pPr>
+      <w:r>
+        <w:rPr>
+          <w:rFonts w:ascii="Times New Roman" w:hAnsi="Times New Roman" w:cs="Times New Roman"/>
+          <w:sz w:val="28"/>
+          <w:szCs w:val="28"/>
+        </w:rPr>
+        <w:t>«Информационные системы и программирование»</w:t>
+      </w:r>
+    </w:p>
+    <w:p>
+      <w:pPr>
+        <w:jc w:val="center"/>
+      </w:pPr>
+    </w:p>
+    <w:p>
+      <w:pPr>
+        <w:jc w:val="center"/>
+        <w:rPr>
+          <w:rFonts w:ascii="Times New Roman" w:hAnsi="Times New Roman" w:cs="Times New Roman"/>
+          <w:sz w:val="32"/>
+          <w:szCs w:val="32"/>
+        </w:rPr>
+      </w:pPr>
+      <w:r>
+        <w:rPr>
+          <w:rFonts w:ascii="Times New Roman" w:hAnsi="Times New Roman" w:cs="Times New Roman"/>
+          <w:sz w:val="32"/>
+          <w:szCs w:val="32"/>
+        </w:rPr>
+        <w:t>ОТЧЕТ</w:t>
+      </w:r>
+    </w:p>
+    <w:p>
+      <w:pPr>
+        <w:spacing w:after="0"/>
+        <w:jc w:val="center"/>
+        <w:rPr>
+          <w:rFonts w:ascii="Times New Roman" w:hAnsi="Times New Roman" w:cs="Times New Roman"/>
+          <w:sz w:val="32"/>
+          <w:szCs w:val="32"/>
+        </w:rPr>
+      </w:pPr>
+      <w:r>
+        <w:rPr>
+          <w:rFonts w:ascii="Times New Roman" w:hAnsi="Times New Roman" w:cs="Times New Roman"/>
+          <w:sz w:val="32"/>
+          <w:szCs w:val="32"/>
+        </w:rPr>
+        <w:t>Лабораторная работа №</w:t>
+      </w:r>
+      <w:r>
+        <w:rPr>
+          <w:rFonts w:ascii="Times New Roman" w:hAnsi="Times New Roman" w:cs="Times New Roman"/>
+          <w:sz w:val="32"/>
+          <w:szCs w:val="32"/>
+        </w:rPr>
+        <w:t>1</w:t>
+      </w:r>
+      <w:r>
+        <w:rPr>
+          <w:rFonts w:ascii="Times New Roman" w:hAnsi="Times New Roman" w:cs="Times New Roman"/>
+          <w:sz w:val="32"/>
+          <w:szCs w:val="32"/>
+        </w:rPr>
+        <w:t>0</w:t>
+      </w:r>
+    </w:p>
+    <w:p>
+      <w:pPr>
+        <w:pStyle w:val="a3"/>
+        <w:spacing w:before="0" w:beforeAutospacing="0" w:after="160" w:afterAutospacing="0"/>
+        <w:jc w:val="center"/>
+      </w:pPr>
+      <w:r>
+        <w:rPr>
+          <w:sz w:val="32"/>
+          <w:szCs w:val="32"/>
+        </w:rPr>
+        <w:t xml:space="preserve">Тема: </w:t>
+      </w:r>
+      <w:r>
+        <w:rPr>
+          <w:color w:val="000000"/>
+          <w:sz w:val="32"/>
+          <w:szCs w:val="32"/>
+        </w:rPr>
+        <w:t>Работа с файлами</w:t>
+      </w:r>
+    </w:p>
+    <w:p>
+      <w:pPr>
+        <w:spacing w:after="0"/>
+        <w:jc w:val="center"/>
+        <w:rPr>
+          <w:rFonts w:ascii="Times New Roman" w:hAnsi="Times New Roman" w:cs="Times New Roman"/>
+          <w:sz w:val="32"/>
+          <w:szCs w:val="32"/>
+        </w:rPr>
+      </w:pPr>
+      <w:r>
+        <w:rPr>
+          <w:rFonts w:ascii="Times New Roman" w:hAnsi="Times New Roman" w:cs="Times New Roman"/>
+          <w:sz w:val="32"/>
+          <w:szCs w:val="32"/>
+        </w:rPr>
+        <w:t xml:space="preserve">По дисциплине: </w:t>
+      </w:r>
+      <w:r>
+        <w:rPr>
+          <w:rFonts w:ascii="Times New Roman" w:hAnsi="Times New Roman" w:cs="Times New Roman"/>
+          <w:sz w:val="32"/>
+          <w:szCs w:val="32"/>
+        </w:rPr>
+        <w:t>Поддержка и тестирование программных модулей</w:t>
+      </w:r>
+    </w:p>
+    <w:p>
+      <w:pPr>
+        <w:jc w:val="center"/>
+      </w:pPr>
+    </w:p>
+    <w:p>
+      <w:pPr>
+        <w:jc w:val="center"/>
+      </w:pPr>
+    </w:p>
+    <w:p>
+      <w:pPr>
+        <w:rPr>
+          <w:rFonts w:ascii="Times New Roman" w:hAnsi="Times New Roman" w:cs="Times New Roman"/>
+          <w:color w:val="000000"/>
+          <w:sz w:val="32"/>
+          <w:szCs w:val="32"/>
+          <w:shd w:val="clear" w:color="auto" w:fill="FFFFFF"/>
+        </w:rPr>
+      </w:pPr>
+    </w:p>
+    <w:p>
+      <w:pPr>
+        <w:spacing w:after="0"/>
+        <w:rPr>
+          <w:rFonts w:ascii="Times New Roman" w:hAnsi="Times New Roman" w:cs="Times New Roman"/>
+          <w:sz w:val="32"/>
+          <w:szCs w:val="32"/>
+        </w:rPr>
+      </w:pPr>
+      <w:r>
+        <w:rPr>
+          <w:rFonts w:ascii="Times New Roman" w:hAnsi="Times New Roman" w:cs="Times New Roman"/>
+          <w:sz w:val="32"/>
+          <w:szCs w:val="32"/>
+        </w:rPr>
+        <w:t>Выполнил:</w:t>
+      </w:r>
+    </w:p>
+    <w:p>
+      <w:pPr>
+        <w:spacing w:after="0"/>
+        <w:rPr>
+          <w:rFonts w:ascii="Times New Roman" w:hAnsi="Times New Roman" w:cs="Times New Roman"/>
+          <w:sz w:val="28"/>
+          <w:szCs w:val="28"/>
+        </w:rPr>
+      </w:pPr>
+      <w:r>
+        <w:rPr>
+          <w:rFonts w:ascii="Times New Roman" w:hAnsi="Times New Roman" w:cs="Times New Roman"/>
+          <w:sz w:val="28"/>
+          <w:szCs w:val="28"/>
+        </w:rPr>
+        <w:t>Студент группы ИС24</w:t>
+      </w:r>
+    </w:p>
+    <w:p>
+      <w:pPr>
+        <w:spacing w:after="0"/>
+        <w:rPr>
+          <w:rFonts w:ascii="Times New Roman" w:hAnsi="Times New Roman" w:cs="Times New Roman"/>
+          <w:sz w:val="28"/>
+          <w:szCs w:val="28"/>
+        </w:rPr>
+      </w:pPr>
+      <w:r>
+        <w:rPr>
+          <w:rFonts w:ascii="Times New Roman" w:hAnsi="Times New Roman" w:cs="Times New Roman"/>
+          <w:sz w:val="28"/>
+          <w:szCs w:val="28"/>
+        </w:rPr>
+        <w:t>Клепалова А.А.</w:t>
+      </w:r>
+    </w:p>
+    <w:p>
+      <w:pPr>
+        <w:spacing w:after="0"/>
+        <w:rPr>
+          <w:rFonts w:ascii="Times New Roman" w:hAnsi="Times New Roman" w:cs="Times New Roman"/>
+          <w:sz w:val="32"/>
+          <w:szCs w:val="32"/>
+        </w:rPr>
+      </w:pPr>
+    </w:p>
+    <w:p>
+      <w:pPr>
+        <w:spacing w:after="0"/>
+        <w:jc w:val="right"/>
+        <w:rPr>
+          <w:rFonts w:ascii="Times New Roman" w:hAnsi="Times New Roman" w:cs="Times New Roman"/>
+          <w:sz w:val="32"/>
+          <w:szCs w:val="32"/>
+        </w:rPr>
+      </w:pPr>
+      <w:r>
+        <w:rPr>
+          <w:rFonts w:ascii="Times New Roman" w:hAnsi="Times New Roman" w:cs="Times New Roman"/>
+          <w:sz w:val="32"/>
+          <w:szCs w:val="32"/>
+        </w:rPr>
+        <w:t>Проверил:</w:t>
+      </w:r>
+    </w:p>
+    <w:p>
+      <w:pPr>
+        <w:spacing w:after="0"/>
+        <w:jc w:val="right"/>
+        <w:rPr>
+          <w:rFonts w:ascii="Times New Roman" w:hAnsi="Times New Roman" w:cs="Times New Roman"/>
+          <w:sz w:val="32"/>
+          <w:szCs w:val="32"/>
+        </w:rPr>
+      </w:pPr>
+      <w:r>
+        <w:rPr>
+          <w:rFonts w:ascii="Times New Roman" w:hAnsi="Times New Roman" w:cs="Times New Roman"/>
+          <w:sz w:val="28"/>
+          <w:szCs w:val="28"/>
+        </w:rPr>
+        <w:t>Болоков И.В</w:t>
+      </w:r>
+    </w:p>
+    <w:p>
+      <w:pPr>
+        <w:spacing w:after="0"/>
+        <w:rPr>
+          <w:rFonts w:ascii="Times New Roman" w:hAnsi="Times New Roman" w:cs="Times New Roman"/>
+          <w:sz w:val="28"/>
+          <w:szCs w:val="28"/>
+        </w:rPr>
+      </w:pPr>
+    </w:p>
+    <w:p>
+      <w:pPr>
+        <w:jc w:val="center"/>
+        <w:rPr>
+          <w:rFonts w:ascii="Times New Roman" w:hAnsi="Times New Roman" w:cs="Times New Roman"/>
+          <w:sz w:val="24"/>
+          <w:szCs w:val="24"/>
+        </w:rPr>
+      </w:pPr>
+      <w:r>
+        <w:rPr>
+          <w:rFonts w:ascii="Times New Roman" w:hAnsi="Times New Roman" w:cs="Times New Roman"/>
+          <w:sz w:val="24"/>
+          <w:szCs w:val="24"/>
+        </w:rPr>
+        <w:t xml:space="preserve">г. Улан-Удэ </w:t>
+      </w:r>
+    </w:p>
+    <w:p>
+      <w:pPr>
+        <w:jc w:val="center"/>
+        <w:rPr>
+          <w:rFonts w:ascii="Times New Roman" w:hAnsi="Times New Roman" w:cs="Times New Roman"/>
+        </w:rPr>
+      </w:pPr>
+      <w:r>
+        <w:rPr>
+          <w:rFonts w:ascii="Times New Roman" w:hAnsi="Times New Roman" w:cs="Times New Roman"/>
+        </w:rPr>
+        <w:t>2026г</w:t>
+      </w:r>
+      <w:r>
+        <w:rPr>
+          <w:rFonts w:ascii="Times New Roman" w:hAnsi="Times New Roman" w:cs="Times New Roman"/>
+        </w:rPr>
+        <w:t>.</w:t>
+      </w:r>
+    </w:p>
+    <w:p>
+      <w:pPr>
+        <w:jc w:val="center"/>
         <w:rPr>
           <w:rFonts w:ascii="Times New Roman" w:hAnsi="Times New Roman" w:cs="Times New Roman"/>
           <w:b/>
@@ -26,12 +517,8 @@
           <w:sz w:val="32"/>
           <w:szCs w:val="32"/>
         </w:rPr>
-        <w:t>МДК 01.02</w:t>
-      </w:r>
-    </w:p>
-    <w:p>
-      <w:pPr>
-        <w:jc w:val="center"/>
+      </w:pPr>
+      <w:r>
         <w:rPr>
           <w:rFonts w:ascii="Times New Roman" w:hAnsi="Times New Roman" w:cs="Times New Roman"/>
           <w:b/>
@@ -40,72 +527,18 @@
           <w:sz w:val="32"/>
           <w:szCs w:val="32"/>
         </w:rPr>
-      </w:pPr>
-      <w:r>
-        <w:rPr>
-          <w:rFonts w:ascii="Times New Roman" w:hAnsi="Times New Roman" w:cs="Times New Roman"/>
-          <w:b/>
-          <w:bCs/>
-          <w:color w:val="FF6699"/>
-          <w:sz w:val="32"/>
-          <w:szCs w:val="32"/>
-        </w:rPr>
-        <w:t>ЛАБОРАТОРНАЯ РАБОТА №10</w:t>
+        <w:lastRenderedPageBreak/>
+        <w:t>ВАРИАНТ 2</w:t>
       </w:r>
     </w:p>
     <w:p>
       <w:pPr>
         <w:jc w:val="center"/>
-        <w:rPr>
-          <w:rFonts w:ascii="Times New Roman" w:hAnsi="Times New Roman" w:cs="Times New Roman"/>
-          <w:b/>
-          <w:bCs/>
-          <w:color w:val="FF6699"/>
-          <w:sz w:val="32"/>
-          <w:szCs w:val="32"/>
-        </w:rPr>
-      </w:pPr>
-      <w:r>
-        <w:rPr>
-          <w:rFonts w:ascii="Times New Roman" w:hAnsi="Times New Roman" w:cs="Times New Roman"/>
-          <w:b/>
-          <w:bCs/>
-          <w:color w:val="FF6699"/>
-          <w:sz w:val="32"/>
-          <w:szCs w:val="32"/>
-        </w:rPr>
-        <w:t>РАБОТА С ФАЙЛАМИ</w:t>
-      </w:r>
-    </w:p>
-    <w:p>
-      <w:pPr>
-        <w:jc w:val="center"/>
-        <w:rPr>
-          <w:rFonts w:ascii="Times New Roman" w:hAnsi="Times New Roman" w:cs="Times New Roman"/>
-          <w:b/>
-          <w:bCs/>
-          <w:color w:val="FF6699"/>
-          <w:sz w:val="32"/>
-          <w:szCs w:val="32"/>
-        </w:rPr>
-      </w:pPr>
-      <w:r>
-        <w:rPr>
-          <w:rFonts w:ascii="Times New Roman" w:hAnsi="Times New Roman" w:cs="Times New Roman"/>
-          <w:b/>
-          <w:bCs/>
-          <w:color w:val="FF6699"/>
-          <w:sz w:val="32"/>
-          <w:szCs w:val="32"/>
-        </w:rPr>
-        <w:t>ВАРИАНТ 2</w:t>
-      </w:r>
-    </w:p>
-    <w:p>
-      <w:pPr>
-        <w:jc w:val="center"/>
-      </w:pPr>
-      <w:r>
+      </w:pPr>
+      <w:r>
+        <w:rPr>
+          <w:noProof/>
+        </w:rPr>
         <w:drawing>
           <wp:inline distT="0" distB="0" distL="0" distR="0" wp14:anchorId="07481D3A" wp14:editId="4DAE09EA">
             <wp:extent cx="5940425" cy="3329940"/>
@@ -122,7 +555,7 @@
                     <pic:cNvPicPr/>
                   </pic:nvPicPr>
                   <pic:blipFill>
-                    <a:blip r:embed="rId5"/>
+                    <a:blip r:embed="rId6"/>
                     <a:stretch>
                       <a:fillRect/>
                     </a:stretch>
@@ -347,6 +780,7 @@
           <w:rFonts w:ascii="Times New Roman" w:hAnsi="Times New Roman" w:cs="Times New Roman"/>
           <w:b/>
           <w:bCs/>
+          <w:noProof/>
           <w:color w:val="FF6699"/>
           <w:sz w:val="28"/>
           <w:szCs w:val="28"/>
@@ -368,7 +802,7 @@
                     <pic:cNvPicPr/>
                   </pic:nvPicPr>
                   <pic:blipFill>
-                    <a:blip r:embed="rId6" cstate="print">
+                    <a:blip r:embed="rId7" cstate="print">
                       <a:extLst>
                         <a:ext uri="{28A0092B-C50C-407E-A947-70E740481C1C}">
                           <a14:useLocalDpi xmlns:a14="http://schemas.microsoft.com/office/drawing/2010/main" val="0"/>
@@ -442,7 +876,6 @@
           <w:color w:val="FF6699"/>
           <w:sz w:val="32"/>
           <w:szCs w:val="32"/>
-          <w:lang w:val="en-US"/>
         </w:rPr>
       </w:pPr>
       <w:r>
@@ -464,7 +897,6 @@
           <w:color w:val="FF6699"/>
           <w:sz w:val="32"/>
           <w:szCs w:val="32"/>
-          <w:lang w:val="en-US"/>
         </w:rPr>
         <w:t>?</w:t>
       </w:r>
@@ -479,7 +911,6 @@
           <w:color w:val="FF6699"/>
           <w:sz w:val="32"/>
           <w:szCs w:val="32"/>
-          <w:lang w:val="en-US"/>
         </w:rPr>
       </w:pPr>
     </w:p>
@@ -493,7 +924,6 @@
           <w:color w:val="FF6699"/>
           <w:sz w:val="32"/>
           <w:szCs w:val="32"/>
-          <w:lang w:val="en-US"/>
         </w:rPr>
       </w:pPr>
     </w:p>
@@ -514,6 +944,7 @@
           <w:rFonts w:ascii="Times New Roman" w:hAnsi="Times New Roman" w:cs="Times New Roman"/>
           <w:b/>
           <w:bCs/>
+          <w:noProof/>
           <w:color w:val="FF6699"/>
           <w:sz w:val="28"/>
           <w:szCs w:val="28"/>
@@ -523,101 +954,6 @@
             <wp:extent cx="5143946" cy="1280271"/>
             <wp:effectExtent l="0" t="0" r="0" b="0"/>
             <wp:docPr id="3" name="Рисунок 3"/>
-            <wp:cNvGraphicFramePr>
-              <a:graphicFrameLocks xmlns:a="http://schemas.openxmlformats.org/drawingml/2006/main" noChangeAspect="1"/>
-            </wp:cNvGraphicFramePr>
-            <a:graphic xmlns:a="http://schemas.openxmlformats.org/drawingml/2006/main">
-              <a:graphicData uri="http://schemas.openxmlformats.org/drawingml/2006/picture">
-                <pic:pic xmlns:pic="http://schemas.openxmlformats.org/drawingml/2006/picture">
-                  <pic:nvPicPr>
-                    <pic:cNvPr id="1" name=""/>
-                    <pic:cNvPicPr/>
-                  </pic:nvPicPr>
-                  <pic:blipFill>
-                    <a:blip r:embed="rId7"/>
-                    <a:stretch>
-                      <a:fillRect/>
-                    </a:stretch>
-                  </pic:blipFill>
-                  <pic:spPr>
-                    <a:xfrm>
-                      <a:off x="0" y="0"/>
-                      <a:ext cx="5143946" cy="1280271"/>
-                    </a:xfrm>
-                    <a:prstGeom prst="rect">
-                      <a:avLst/>
-                    </a:prstGeom>
-                  </pic:spPr>
-                </pic:pic>
-              </a:graphicData>
-            </a:graphic>
-          </wp:inline>
-        </w:drawing>
-      </w:r>
-    </w:p>
-    <w:p>
-      <w:pPr>
-        <w:jc w:val="center"/>
-        <w:rPr>
-          <w:rFonts w:ascii="Times New Roman" w:hAnsi="Times New Roman" w:cs="Times New Roman"/>
-          <w:b/>
-          <w:bCs/>
-          <w:color w:val="FF6699"/>
-          <w:sz w:val="28"/>
-          <w:szCs w:val="28"/>
-        </w:rPr>
-      </w:pPr>
-      <w:r>
-        <w:rPr>
-          <w:rFonts w:ascii="Times New Roman" w:hAnsi="Times New Roman" w:cs="Times New Roman"/>
-          <w:b/>
-          <w:bCs/>
-          <w:color w:val="FF6699"/>
-          <w:sz w:val="28"/>
-          <w:szCs w:val="28"/>
-        </w:rPr>
-        <w:t>Рис3.Задача 1(Главный файл)</w:t>
-      </w:r>
-    </w:p>
-    <w:p>
-      <w:pPr>
-        <w:jc w:val="center"/>
-        <w:rPr>
-          <w:rFonts w:ascii="Times New Roman" w:hAnsi="Times New Roman" w:cs="Times New Roman"/>
-          <w:b/>
-          <w:bCs/>
-          <w:color w:val="FF6699"/>
-          <w:sz w:val="28"/>
-          <w:szCs w:val="28"/>
-        </w:rPr>
-      </w:pPr>
-    </w:p>
-    <w:p>
-      <w:pPr>
-        <w:jc w:val="center"/>
-        <w:rPr>
-          <w:rFonts w:ascii="Times New Roman" w:hAnsi="Times New Roman" w:cs="Times New Roman"/>
-          <w:b/>
-          <w:bCs/>
-          <w:color w:val="FF6699"/>
-          <w:sz w:val="28"/>
-          <w:szCs w:val="28"/>
-        </w:rPr>
-      </w:pPr>
-      <w:r>
-        <w:rPr>
-          <w:rFonts w:ascii="Times New Roman" w:hAnsi="Times New Roman" w:cs="Times New Roman"/>
-          <w:b/>
-          <w:bCs/>
-          <w:color w:val="FF6699"/>
-          <w:sz w:val="28"/>
-          <w:szCs w:val="28"/>
-        </w:rPr>
-        <w:drawing>
-          <wp:inline distT="0" distB="0" distL="0" distR="0" wp14:anchorId="3DFDA327" wp14:editId="4668E988">
-            <wp:extent cx="4054191" cy="1371719"/>
-            <wp:effectExtent l="0" t="0" r="3810" b="0"/>
-            <wp:docPr id="4" name="Рисунок 4"/>
             <wp:cNvGraphicFramePr>
               <a:graphicFrameLocks xmlns:a="http://schemas.openxmlformats.org/drawingml/2006/main" noChangeAspect="1"/>
             </wp:cNvGraphicFramePr>
@@ -637,7 +973,7 @@
                   <pic:spPr>
                     <a:xfrm>
                       <a:off x="0" y="0"/>
-                      <a:ext cx="4054191" cy="1371719"/>
+                      <a:ext cx="5143946" cy="1280271"/>
                     </a:xfrm>
                     <a:prstGeom prst="rect">
                       <a:avLst/>
@@ -671,7 +1007,7 @@
           <w:sz w:val="28"/>
           <w:szCs w:val="28"/>
         </w:rPr>
-        <w:t>Рис4.Задача 1(Итоговый файл)</w:t>
+        <w:t>Рис3.Задача 1(Главный файл)</w:t>
       </w:r>
     </w:p>
     <w:p>
@@ -704,16 +1040,16 @@
           <w:rFonts w:ascii="Times New Roman" w:hAnsi="Times New Roman" w:cs="Times New Roman"/>
           <w:b/>
           <w:bCs/>
+          <w:noProof/>
           <w:color w:val="FF6699"/>
           <w:sz w:val="28"/>
           <w:szCs w:val="28"/>
         </w:rPr>
-        <w:lastRenderedPageBreak/>
         <w:drawing>
-          <wp:inline distT="0" distB="0" distL="0" distR="0" wp14:anchorId="3A9AD7CB" wp14:editId="615562C2">
-            <wp:extent cx="3246401" cy="3330229"/>
-            <wp:effectExtent l="0" t="0" r="0" b="3810"/>
-            <wp:docPr id="5" name="Рисунок 5"/>
+          <wp:inline distT="0" distB="0" distL="0" distR="0" wp14:anchorId="3DFDA327" wp14:editId="4668E988">
+            <wp:extent cx="4054191" cy="1371719"/>
+            <wp:effectExtent l="0" t="0" r="3810" b="0"/>
+            <wp:docPr id="4" name="Рисунок 4"/>
             <wp:cNvGraphicFramePr>
               <a:graphicFrameLocks xmlns:a="http://schemas.openxmlformats.org/drawingml/2006/main" noChangeAspect="1"/>
             </wp:cNvGraphicFramePr>
@@ -733,7 +1069,7 @@
                   <pic:spPr>
                     <a:xfrm>
                       <a:off x="0" y="0"/>
-                      <a:ext cx="3246401" cy="3330229"/>
+                      <a:ext cx="4054191" cy="1371719"/>
                     </a:xfrm>
                     <a:prstGeom prst="rect">
                       <a:avLst/>
@@ -767,7 +1103,7 @@
           <w:sz w:val="28"/>
           <w:szCs w:val="28"/>
         </w:rPr>
-        <w:t>Рис5.Задача 2(Главный файл)</w:t>
+        <w:t>Рис4.Задача 1(Итоговый файл)</w:t>
       </w:r>
     </w:p>
     <w:p>
@@ -788,6 +1124,8 @@
         <w:jc w:val="center"/>
         <w:rPr>
           <w:rFonts w:ascii="Times New Roman" w:hAnsi="Times New Roman" w:cs="Times New Roman"/>
+          <w:b/>
+          <w:bCs/>
           <w:color w:val="FF6699"/>
           <w:sz w:val="28"/>
           <w:szCs w:val="28"/>
@@ -796,15 +1134,19 @@
       <w:r>
         <w:rPr>
           <w:rFonts w:ascii="Times New Roman" w:hAnsi="Times New Roman" w:cs="Times New Roman"/>
+          <w:b/>
+          <w:bCs/>
+          <w:noProof/>
           <w:color w:val="FF6699"/>
           <w:sz w:val="28"/>
           <w:szCs w:val="28"/>
         </w:rPr>
+        <w:lastRenderedPageBreak/>
         <w:drawing>
-          <wp:inline distT="0" distB="0" distL="0" distR="0" wp14:anchorId="72732E01" wp14:editId="47B8DAC4">
-            <wp:extent cx="3779848" cy="3162574"/>
-            <wp:effectExtent l="0" t="0" r="0" b="0"/>
-            <wp:docPr id="6" name="Рисунок 6"/>
+          <wp:inline distT="0" distB="0" distL="0" distR="0" wp14:anchorId="3A9AD7CB" wp14:editId="615562C2">
+            <wp:extent cx="3246401" cy="3330229"/>
+            <wp:effectExtent l="0" t="0" r="0" b="3810"/>
+            <wp:docPr id="5" name="Рисунок 5"/>
             <wp:cNvGraphicFramePr>
               <a:graphicFrameLocks xmlns:a="http://schemas.openxmlformats.org/drawingml/2006/main" noChangeAspect="1"/>
             </wp:cNvGraphicFramePr>
@@ -824,7 +1166,7 @@
                   <pic:spPr>
                     <a:xfrm>
                       <a:off x="0" y="0"/>
-                      <a:ext cx="3779848" cy="3162574"/>
+                      <a:ext cx="3246401" cy="3330229"/>
                     </a:xfrm>
                     <a:prstGeom prst="rect">
                       <a:avLst/>
@@ -858,7 +1200,7 @@
           <w:sz w:val="28"/>
           <w:szCs w:val="28"/>
         </w:rPr>
-        <w:t>Рис6.Задача 2(Итоговый файл)</w:t>
+        <w:t>Рис5.Задача 2(Главный файл)</w:t>
       </w:r>
     </w:p>
     <w:p>
@@ -879,67 +1221,24 @@
         <w:jc w:val="center"/>
         <w:rPr>
           <w:rFonts w:ascii="Times New Roman" w:hAnsi="Times New Roman" w:cs="Times New Roman"/>
-          <w:b/>
-          <w:bCs/>
           <w:color w:val="FF6699"/>
           <w:sz w:val="28"/>
           <w:szCs w:val="28"/>
         </w:rPr>
       </w:pPr>
-    </w:p>
-    <w:p>
-      <w:pPr>
-        <w:jc w:val="center"/>
+      <w:r>
         <w:rPr>
           <w:rFonts w:ascii="Times New Roman" w:hAnsi="Times New Roman" w:cs="Times New Roman"/>
-          <w:b/>
-          <w:bCs/>
+          <w:noProof/>
           <w:color w:val="FF6699"/>
           <w:sz w:val="28"/>
           <w:szCs w:val="28"/>
         </w:rPr>
-      </w:pPr>
-    </w:p>
-    <w:p>
-      <w:pPr>
-        <w:jc w:val="center"/>
-        <w:rPr>
-          <w:rFonts w:ascii="Times New Roman" w:hAnsi="Times New Roman" w:cs="Times New Roman"/>
-          <w:b/>
-          <w:bCs/>
-          <w:color w:val="FF6699"/>
-          <w:sz w:val="28"/>
-          <w:szCs w:val="28"/>
-        </w:rPr>
-      </w:pPr>
-    </w:p>
-    <w:p>
-      <w:pPr>
-        <w:jc w:val="center"/>
-        <w:rPr>
-          <w:rFonts w:ascii="Times New Roman" w:hAnsi="Times New Roman" w:cs="Times New Roman"/>
-          <w:b/>
-          <w:bCs/>
-          <w:color w:val="FF6699"/>
-          <w:sz w:val="28"/>
-          <w:szCs w:val="28"/>
-        </w:rPr>
-      </w:pPr>
-      <w:r>
-        <w:rPr>
-          <w:rFonts w:ascii="Times New Roman" w:hAnsi="Times New Roman" w:cs="Times New Roman"/>
-          <w:b/>
-          <w:bCs/>
-          <w:color w:val="FF6699"/>
-          <w:sz w:val="28"/>
-          <w:szCs w:val="28"/>
-        </w:rPr>
-        <w:lastRenderedPageBreak/>
         <w:drawing>
-          <wp:inline distT="0" distB="0" distL="0" distR="0" wp14:anchorId="74A49A3A" wp14:editId="69BDA0CC">
-            <wp:extent cx="3299746" cy="2019475"/>
+          <wp:inline distT="0" distB="0" distL="0" distR="0" wp14:anchorId="72732E01" wp14:editId="47B8DAC4">
+            <wp:extent cx="3779848" cy="3162574"/>
             <wp:effectExtent l="0" t="0" r="0" b="0"/>
-            <wp:docPr id="7" name="Рисунок 7"/>
+            <wp:docPr id="6" name="Рисунок 6"/>
             <wp:cNvGraphicFramePr>
               <a:graphicFrameLocks xmlns:a="http://schemas.openxmlformats.org/drawingml/2006/main" noChangeAspect="1"/>
             </wp:cNvGraphicFramePr>
@@ -959,7 +1258,7 @@
                   <pic:spPr>
                     <a:xfrm>
                       <a:off x="0" y="0"/>
-                      <a:ext cx="3299746" cy="2019475"/>
+                      <a:ext cx="3779848" cy="3162574"/>
                     </a:xfrm>
                     <a:prstGeom prst="rect">
                       <a:avLst/>
@@ -993,7 +1292,7 @@
           <w:sz w:val="28"/>
           <w:szCs w:val="28"/>
         </w:rPr>
-        <w:t>Рис7.Задача 3(Главный файл)</w:t>
+        <w:t>Рис6.Задача 2(Итоговый файл)</w:t>
       </w:r>
     </w:p>
     <w:p>
@@ -1021,7 +1320,10 @@
           <w:szCs w:val="28"/>
         </w:rPr>
       </w:pPr>
-      <w:r>
+    </w:p>
+    <w:p>
+      <w:pPr>
+        <w:jc w:val="center"/>
         <w:rPr>
           <w:rFonts w:ascii="Times New Roman" w:hAnsi="Times New Roman" w:cs="Times New Roman"/>
           <w:b/>
@@ -1030,11 +1332,49 @@
           <w:sz w:val="28"/>
           <w:szCs w:val="28"/>
         </w:rPr>
+      </w:pPr>
+    </w:p>
+    <w:p>
+      <w:pPr>
+        <w:jc w:val="center"/>
+        <w:rPr>
+          <w:rFonts w:ascii="Times New Roman" w:hAnsi="Times New Roman" w:cs="Times New Roman"/>
+          <w:b/>
+          <w:bCs/>
+          <w:color w:val="FF6699"/>
+          <w:sz w:val="28"/>
+          <w:szCs w:val="28"/>
+        </w:rPr>
+      </w:pPr>
+    </w:p>
+    <w:p>
+      <w:pPr>
+        <w:jc w:val="center"/>
+        <w:rPr>
+          <w:rFonts w:ascii="Times New Roman" w:hAnsi="Times New Roman" w:cs="Times New Roman"/>
+          <w:b/>
+          <w:bCs/>
+          <w:color w:val="FF6699"/>
+          <w:sz w:val="28"/>
+          <w:szCs w:val="28"/>
+        </w:rPr>
+      </w:pPr>
+      <w:r>
+        <w:rPr>
+          <w:rFonts w:ascii="Times New Roman" w:hAnsi="Times New Roman" w:cs="Times New Roman"/>
+          <w:b/>
+          <w:bCs/>
+          <w:noProof/>
+          <w:color w:val="FF6699"/>
+          <w:sz w:val="28"/>
+          <w:szCs w:val="28"/>
+        </w:rPr>
+        <w:lastRenderedPageBreak/>
         <w:drawing>
-          <wp:inline distT="0" distB="0" distL="0" distR="0" wp14:anchorId="692FFFEE" wp14:editId="717A3E13">
-            <wp:extent cx="2956816" cy="1028789"/>
+          <wp:inline distT="0" distB="0" distL="0" distR="0" wp14:anchorId="74A49A3A" wp14:editId="69BDA0CC">
+            <wp:extent cx="3299746" cy="2019475"/>
             <wp:effectExtent l="0" t="0" r="0" b="0"/>
-            <wp:docPr id="8" name="Рисунок 8"/>
+            <wp:docPr id="7" name="Рисунок 7"/>
             <wp:cNvGraphicFramePr>
               <a:graphicFrameLocks xmlns:a="http://schemas.openxmlformats.org/drawingml/2006/main" noChangeAspect="1"/>
             </wp:cNvGraphicFramePr>
@@ -1054,7 +1394,7 @@
                   <pic:spPr>
                     <a:xfrm>
                       <a:off x="0" y="0"/>
-                      <a:ext cx="2956816" cy="1028789"/>
+                      <a:ext cx="3299746" cy="2019475"/>
                     </a:xfrm>
                     <a:prstGeom prst="rect">
                       <a:avLst/>
@@ -1088,7 +1428,7 @@
           <w:sz w:val="28"/>
           <w:szCs w:val="28"/>
         </w:rPr>
-        <w:t>Рис8.Задача 3(Итог)</w:t>
+        <w:t>Рис7.Задача 3(Главный файл)</w:t>
       </w:r>
     </w:p>
     <w:p>
@@ -1116,46 +1456,21 @@
           <w:szCs w:val="28"/>
         </w:rPr>
       </w:pPr>
-    </w:p>
-    <w:p>
-      <w:pPr>
-        <w:jc w:val="center"/>
+      <w:r>
         <w:rPr>
           <w:rFonts w:ascii="Times New Roman" w:hAnsi="Times New Roman" w:cs="Times New Roman"/>
           <w:b/>
           <w:bCs/>
+          <w:noProof/>
           <w:color w:val="FF6699"/>
           <w:sz w:val="28"/>
           <w:szCs w:val="28"/>
         </w:rPr>
-      </w:pPr>
-    </w:p>
-    <w:p>
-      <w:pPr>
-        <w:jc w:val="center"/>
-        <w:rPr>
-          <w:rFonts w:ascii="Times New Roman" w:hAnsi="Times New Roman" w:cs="Times New Roman"/>
-          <w:b/>
-          <w:bCs/>
-          <w:color w:val="FF6699"/>
-          <w:sz w:val="28"/>
-          <w:szCs w:val="28"/>
-        </w:rPr>
-      </w:pPr>
-      <w:r>
-        <w:rPr>
-          <w:rFonts w:ascii="Times New Roman" w:hAnsi="Times New Roman" w:cs="Times New Roman"/>
-          <w:b/>
-          <w:bCs/>
-          <w:color w:val="FF6699"/>
-          <w:sz w:val="28"/>
-          <w:szCs w:val="28"/>
-        </w:rPr>
         <w:drawing>
-          <wp:inline distT="0" distB="0" distL="0" distR="0" wp14:anchorId="715B6167" wp14:editId="59B49996">
-            <wp:extent cx="4038950" cy="1219306"/>
+          <wp:inline distT="0" distB="0" distL="0" distR="0" wp14:anchorId="692FFFEE" wp14:editId="717A3E13">
+            <wp:extent cx="2956816" cy="1028789"/>
             <wp:effectExtent l="0" t="0" r="0" b="0"/>
-            <wp:docPr id="9" name="Рисунок 9"/>
+            <wp:docPr id="8" name="Рисунок 8"/>
             <wp:cNvGraphicFramePr>
               <a:graphicFrameLocks xmlns:a="http://schemas.openxmlformats.org/drawingml/2006/main" noChangeAspect="1"/>
             </wp:cNvGraphicFramePr>
@@ -1175,6 +1490,128 @@
                   <pic:spPr>
                     <a:xfrm>
                       <a:off x="0" y="0"/>
+                      <a:ext cx="2956816" cy="1028789"/>
+                    </a:xfrm>
+                    <a:prstGeom prst="rect">
+                      <a:avLst/>
+                    </a:prstGeom>
+                  </pic:spPr>
+                </pic:pic>
+              </a:graphicData>
+            </a:graphic>
+          </wp:inline>
+        </w:drawing>
+      </w:r>
+    </w:p>
+    <w:p>
+      <w:pPr>
+        <w:jc w:val="center"/>
+        <w:rPr>
+          <w:rFonts w:ascii="Times New Roman" w:hAnsi="Times New Roman" w:cs="Times New Roman"/>
+          <w:b/>
+          <w:bCs/>
+          <w:color w:val="FF6699"/>
+          <w:sz w:val="28"/>
+          <w:szCs w:val="28"/>
+        </w:rPr>
+      </w:pPr>
+      <w:r>
+        <w:rPr>
+          <w:rFonts w:ascii="Times New Roman" w:hAnsi="Times New Roman" w:cs="Times New Roman"/>
+          <w:b/>
+          <w:bCs/>
+          <w:color w:val="FF6699"/>
+          <w:sz w:val="28"/>
+          <w:szCs w:val="28"/>
+        </w:rPr>
+        <w:t>Рис8.Задача 3(Итог)</w:t>
+      </w:r>
+    </w:p>
+    <w:p>
+      <w:pPr>
+        <w:jc w:val="center"/>
+        <w:rPr>
+          <w:rFonts w:ascii="Times New Roman" w:hAnsi="Times New Roman" w:cs="Times New Roman"/>
+          <w:b/>
+          <w:bCs/>
+          <w:color w:val="FF6699"/>
+          <w:sz w:val="28"/>
+          <w:szCs w:val="28"/>
+        </w:rPr>
+      </w:pPr>
+    </w:p>
+    <w:p>
+      <w:pPr>
+        <w:jc w:val="center"/>
+        <w:rPr>
+          <w:rFonts w:ascii="Times New Roman" w:hAnsi="Times New Roman" w:cs="Times New Roman"/>
+          <w:b/>
+          <w:bCs/>
+          <w:color w:val="FF6699"/>
+          <w:sz w:val="28"/>
+          <w:szCs w:val="28"/>
+        </w:rPr>
+      </w:pPr>
+    </w:p>
+    <w:p>
+      <w:pPr>
+        <w:jc w:val="center"/>
+        <w:rPr>
+          <w:rFonts w:ascii="Times New Roman" w:hAnsi="Times New Roman" w:cs="Times New Roman"/>
+          <w:b/>
+          <w:bCs/>
+          <w:color w:val="FF6699"/>
+          <w:sz w:val="28"/>
+          <w:szCs w:val="28"/>
+        </w:rPr>
+      </w:pPr>
+    </w:p>
+    <w:p>
+      <w:pPr>
+        <w:jc w:val="center"/>
+        <w:rPr>
+          <w:rFonts w:ascii="Times New Roman" w:hAnsi="Times New Roman" w:cs="Times New Roman"/>
+          <w:b/>
+          <w:bCs/>
+          <w:color w:val="FF6699"/>
+          <w:sz w:val="28"/>
+          <w:szCs w:val="28"/>
+        </w:rPr>
+      </w:pPr>
+      <w:r>
+        <w:rPr>
+          <w:rFonts w:ascii="Times New Roman" w:hAnsi="Times New Roman" w:cs="Times New Roman"/>
+          <w:b/>
+          <w:bCs/>
+          <w:noProof/>
+          <w:color w:val="FF6699"/>
+          <w:sz w:val="28"/>
+          <w:szCs w:val="28"/>
+        </w:rPr>
+        <w:drawing>
+          <wp:inline distT="0" distB="0" distL="0" distR="0" wp14:anchorId="715B6167" wp14:editId="59B49996">
+            <wp:extent cx="4038950" cy="1219306"/>
+            <wp:effectExtent l="0" t="0" r="0" b="0"/>
+            <wp:docPr id="9" name="Рисунок 9"/>
+            <wp:cNvGraphicFramePr>
+              <a:graphicFrameLocks xmlns:a="http://schemas.openxmlformats.org/drawingml/2006/main" noChangeAspect="1"/>
+            </wp:cNvGraphicFramePr>
+            <a:graphic xmlns:a="http://schemas.openxmlformats.org/drawingml/2006/main">
+              <a:graphicData uri="http://schemas.openxmlformats.org/drawingml/2006/picture">
+                <pic:pic xmlns:pic="http://schemas.openxmlformats.org/drawingml/2006/picture">
+                  <pic:nvPicPr>
+                    <pic:cNvPr id="1" name=""/>
+                    <pic:cNvPicPr/>
+                  </pic:nvPicPr>
+                  <pic:blipFill>
+                    <a:blip r:embed="rId14"/>
+                    <a:stretch>
+                      <a:fillRect/>
+                    </a:stretch>
+                  </pic:blipFill>
+                  <pic:spPr>
+                    <a:xfrm>
+                      <a:off x="0" y="0"/>
                       <a:ext cx="4038950" cy="1219306"/>
                     </a:xfrm>
                     <a:prstGeom prst="rect">
@@ -1198,6 +1635,7 @@
           <w:color w:val="FF6699"/>
           <w:sz w:val="28"/>
           <w:szCs w:val="28"/>
+          <w:lang w:val="en-US"/>
         </w:rPr>
       </w:pPr>
       <w:r>
@@ -1209,12 +1647,9 @@
           <w:sz w:val="28"/>
           <w:szCs w:val="28"/>
         </w:rPr>
-        <w:t>Рис9.Задача 4</w:t>
-      </w:r>
-    </w:p>
-    <w:p>
-      <w:pPr>
-        <w:jc w:val="center"/>
+        <w:t>Рис</w:t>
+      </w:r>
+      <w:r>
         <w:rPr>
           <w:rFonts w:ascii="Times New Roman" w:hAnsi="Times New Roman" w:cs="Times New Roman"/>
           <w:b/>
@@ -1222,12 +1657,11 @@
           <w:color w:val="FF6699"/>
           <w:sz w:val="28"/>
           <w:szCs w:val="28"/>
-        </w:rPr>
-      </w:pPr>
-    </w:p>
-    <w:p>
-      <w:pPr>
-        <w:jc w:val="center"/>
+          <w:lang w:val="en-US"/>
+        </w:rPr>
+        <w:t>9.</w:t>
+      </w:r>
+      <w:r>
         <w:rPr>
           <w:rFonts w:ascii="Times New Roman" w:hAnsi="Times New Roman" w:cs="Times New Roman"/>
           <w:b/>
@@ -1236,11 +1670,9 @@
           <w:sz w:val="28"/>
           <w:szCs w:val="28"/>
         </w:rPr>
-      </w:pPr>
-    </w:p>
-    <w:p>
-      <w:pPr>
-        <w:jc w:val="center"/>
+        <w:t>Задача</w:t>
+      </w:r>
+      <w:r>
         <w:rPr>
           <w:rFonts w:ascii="Times New Roman" w:hAnsi="Times New Roman" w:cs="Times New Roman"/>
           <w:b/>
@@ -1248,8 +1680,10 @@
           <w:color w:val="FF6699"/>
           <w:sz w:val="28"/>
           <w:szCs w:val="28"/>
-        </w:rPr>
-      </w:pPr>
+          <w:lang w:val="en-US"/>
+        </w:rPr>
+        <w:t xml:space="preserve"> 4</w:t>
+      </w:r>
     </w:p>
     <w:p>
       <w:pPr>
@@ -1261,6 +1695,7 @@
           <w:color w:val="FF6699"/>
           <w:sz w:val="28"/>
           <w:szCs w:val="28"/>
+          <w:lang w:val="en-US"/>
         </w:rPr>
       </w:pPr>
     </w:p>
@@ -1274,6 +1709,7 @@
           <w:color w:val="FF6699"/>
           <w:sz w:val="28"/>
           <w:szCs w:val="28"/>
+          <w:lang w:val="en-US"/>
         </w:rPr>
       </w:pPr>
     </w:p>
@@ -1287,6 +1723,7 @@
           <w:color w:val="FF6699"/>
           <w:sz w:val="28"/>
           <w:szCs w:val="28"/>
+          <w:lang w:val="en-US"/>
         </w:rPr>
       </w:pPr>
     </w:p>
@@ -1300,6 +1737,49 @@
           <w:color w:val="FF6699"/>
           <w:sz w:val="28"/>
           <w:szCs w:val="28"/>
+          <w:lang w:val="en-US"/>
+        </w:rPr>
+      </w:pPr>
+    </w:p>
+    <w:p>
+      <w:pPr>
+        <w:jc w:val="center"/>
+        <w:rPr>
+          <w:rFonts w:ascii="Times New Roman" w:hAnsi="Times New Roman" w:cs="Times New Roman"/>
+          <w:b/>
+          <w:bCs/>
+          <w:color w:val="FF6699"/>
+          <w:sz w:val="28"/>
+          <w:szCs w:val="28"/>
+          <w:lang w:val="en-US"/>
+        </w:rPr>
+      </w:pPr>
+    </w:p>
+    <w:p>
+      <w:pPr>
+        <w:jc w:val="center"/>
+        <w:rPr>
+          <w:rFonts w:ascii="Times New Roman" w:hAnsi="Times New Roman" w:cs="Times New Roman"/>
+          <w:b/>
+          <w:bCs/>
+          <w:color w:val="FF6699"/>
+          <w:sz w:val="28"/>
+          <w:szCs w:val="28"/>
+          <w:lang w:val="en-US"/>
+        </w:rPr>
+      </w:pPr>
+    </w:p>
+    <w:p>
+      <w:pPr>
+        <w:jc w:val="center"/>
+        <w:rPr>
+          <w:rFonts w:ascii="Times New Roman" w:hAnsi="Times New Roman" w:cs="Times New Roman"/>
+          <w:b/>
+          <w:bCs/>
+          <w:color w:val="FF6699"/>
+          <w:sz w:val="28"/>
+          <w:szCs w:val="28"/>
+          <w:lang w:val="en-US"/>
         </w:rPr>
       </w:pPr>
     </w:p>
@@ -4466,6 +4946,7 @@
         </w:rPr>
         <w:t xml:space="preserve">                </w:t>
       </w:r>
+      <w:proofErr w:type="spellStart"/>
       <w:r>
         <w:rPr>
           <w:rFonts w:ascii="Cascadia Mono" w:hAnsi="Cascadia Mono" w:cs="Cascadia Mono"/>
@@ -4499,6 +4980,7 @@
         </w:rPr>
         <w:t>WriteLine</w:t>
       </w:r>
+      <w:proofErr w:type="spellEnd"/>
       <w:r>
         <w:rPr>
           <w:rFonts w:ascii="Cascadia Mono" w:hAnsi="Cascadia Mono" w:cs="Cascadia Mono"/>
@@ -4532,7 +5014,6 @@
         </w:rPr>
         <w:t>\n</w:t>
       </w:r>
-      <w:proofErr w:type="spellStart"/>
       <w:r>
         <w:rPr>
           <w:rFonts w:ascii="Cascadia Mono" w:hAnsi="Cascadia Mono" w:cs="Cascadia Mono"/>
@@ -4543,7 +5024,6 @@
         </w:rPr>
         <w:t>Транспонированная</w:t>
       </w:r>
-      <w:proofErr w:type="spellEnd"/>
       <w:r>
         <w:rPr>
           <w:rFonts w:ascii="Cascadia Mono" w:hAnsi="Cascadia Mono" w:cs="Cascadia Mono"/>
@@ -15924,6 +16404,7 @@
           <w:sz w:val="19"/>
           <w:szCs w:val="19"/>
           <w:highlight w:val="white"/>
+          <w:lang w:val="en-US"/>
         </w:rPr>
       </w:pPr>
       <w:r>
@@ -15944,6 +16425,7 @@
           <w:sz w:val="19"/>
           <w:szCs w:val="19"/>
           <w:highlight w:val="white"/>
+          <w:lang w:val="en-US"/>
         </w:rPr>
         <w:t>{</w:t>
       </w:r>
@@ -15960,15 +16442,17 @@
           <w:sz w:val="19"/>
           <w:szCs w:val="19"/>
           <w:highlight w:val="white"/>
-        </w:rPr>
-      </w:pPr>
-      <w:r>
-        <w:rPr>
-          <w:rFonts w:ascii="Cascadia Mono" w:hAnsi="Cascadia Mono" w:cs="Cascadia Mono"/>
-          <w:color w:val="000000"/>
-          <w:sz w:val="19"/>
-          <w:szCs w:val="19"/>
-          <w:highlight w:val="white"/>
+          <w:lang w:val="en-US"/>
+        </w:rPr>
+      </w:pPr>
+      <w:r>
+        <w:rPr>
+          <w:rFonts w:ascii="Cascadia Mono" w:hAnsi="Cascadia Mono" w:cs="Cascadia Mono"/>
+          <w:color w:val="000000"/>
+          <w:sz w:val="19"/>
+          <w:szCs w:val="19"/>
+          <w:highlight w:val="white"/>
+          <w:lang w:val="en-US"/>
         </w:rPr>
         <w:lastRenderedPageBreak/>
         <w:t xml:space="preserve">                    </w:t>
@@ -15981,6 +16465,7 @@
           <w:sz w:val="19"/>
           <w:szCs w:val="19"/>
           <w:highlight w:val="white"/>
+          <w:lang w:val="en-US"/>
         </w:rPr>
         <w:t>baseChar</w:t>
       </w:r>
@@ -15992,6 +16477,7 @@
           <w:sz w:val="19"/>
           <w:szCs w:val="19"/>
           <w:highlight w:val="white"/>
+          <w:lang w:val="en-US"/>
         </w:rPr>
         <w:t xml:space="preserve"> = </w:t>
       </w:r>
@@ -16002,16 +16488,39 @@
           <w:sz w:val="19"/>
           <w:szCs w:val="19"/>
           <w:highlight w:val="white"/>
-        </w:rPr>
-        <w:t>'а'</w:t>
-      </w:r>
-      <w:r>
-        <w:rPr>
-          <w:rFonts w:ascii="Cascadia Mono" w:hAnsi="Cascadia Mono" w:cs="Cascadia Mono"/>
-          <w:color w:val="000000"/>
-          <w:sz w:val="19"/>
-          <w:szCs w:val="19"/>
-          <w:highlight w:val="white"/>
+          <w:lang w:val="en-US"/>
+        </w:rPr>
+        <w:t>'</w:t>
+      </w:r>
+      <w:r>
+        <w:rPr>
+          <w:rFonts w:ascii="Cascadia Mono" w:hAnsi="Cascadia Mono" w:cs="Cascadia Mono"/>
+          <w:color w:val="A31515"/>
+          <w:sz w:val="19"/>
+          <w:szCs w:val="19"/>
+          <w:highlight w:val="white"/>
+        </w:rPr>
+        <w:t>а</w:t>
+      </w:r>
+      <w:r>
+        <w:rPr>
+          <w:rFonts w:ascii="Cascadia Mono" w:hAnsi="Cascadia Mono" w:cs="Cascadia Mono"/>
+          <w:color w:val="A31515"/>
+          <w:sz w:val="19"/>
+          <w:szCs w:val="19"/>
+          <w:highlight w:val="white"/>
+          <w:lang w:val="en-US"/>
+        </w:rPr>
+        <w:t>'</w:t>
+      </w:r>
+      <w:r>
+        <w:rPr>
+          <w:rFonts w:ascii="Cascadia Mono" w:hAnsi="Cascadia Mono" w:cs="Cascadia Mono"/>
+          <w:color w:val="000000"/>
+          <w:sz w:val="19"/>
+          <w:szCs w:val="19"/>
+          <w:highlight w:val="white"/>
+          <w:lang w:val="en-US"/>
         </w:rPr>
         <w:t>;</w:t>
       </w:r>
@@ -16028,15 +16537,17 @@
           <w:sz w:val="19"/>
           <w:szCs w:val="19"/>
           <w:highlight w:val="white"/>
-        </w:rPr>
-      </w:pPr>
-      <w:r>
-        <w:rPr>
-          <w:rFonts w:ascii="Cascadia Mono" w:hAnsi="Cascadia Mono" w:cs="Cascadia Mono"/>
-          <w:color w:val="000000"/>
-          <w:sz w:val="19"/>
-          <w:szCs w:val="19"/>
-          <w:highlight w:val="white"/>
+          <w:lang w:val="en-US"/>
+        </w:rPr>
+      </w:pPr>
+      <w:r>
+        <w:rPr>
+          <w:rFonts w:ascii="Cascadia Mono" w:hAnsi="Cascadia Mono" w:cs="Cascadia Mono"/>
+          <w:color w:val="000000"/>
+          <w:sz w:val="19"/>
+          <w:szCs w:val="19"/>
+          <w:highlight w:val="white"/>
+          <w:lang w:val="en-US"/>
         </w:rPr>
         <w:t xml:space="preserve">                    </w:t>
       </w:r>
@@ -16048,6 +16559,7 @@
           <w:sz w:val="19"/>
           <w:szCs w:val="19"/>
           <w:highlight w:val="white"/>
+          <w:lang w:val="en-US"/>
         </w:rPr>
         <w:t>alphabetSize</w:t>
       </w:r>
@@ -16059,6 +16571,7 @@
           <w:sz w:val="19"/>
           <w:szCs w:val="19"/>
           <w:highlight w:val="white"/>
+          <w:lang w:val="en-US"/>
         </w:rPr>
         <w:t xml:space="preserve"> = 32;</w:t>
       </w:r>
@@ -16085,6 +16598,7 @@
           <w:sz w:val="19"/>
           <w:szCs w:val="19"/>
           <w:highlight w:val="white"/>
+          <w:lang w:val="en-US"/>
         </w:rPr>
         <w:t xml:space="preserve">                </w:t>
       </w:r>
